--- a/server/assets/文件处理.docx
+++ b/server/assets/文件处理.docx
@@ -17,24 +17,7 @@
           <w:sz w:val="44"/>
           <w:szCs w:val="44"/>
         </w:rPr>
-        <w:t>西平县</w:t>
-      </w:r>
-      <w:r>
-        <w:rPr>
-          <w:lang w:eastAsia="zh-CN"/>
-          <w:rFonts w:ascii="方正小标宋简体" w:cs="方正小标宋简体" w:eastAsia="方正小标宋简体" w:hAnsi="方正小标宋简体" w:hint="eastAsia"/>
-          <w:sz w:val="44"/>
-          <w:szCs w:val="44"/>
-        </w:rPr>
-        <w:t>科技</w:t>
-      </w:r>
-      <w:r>
-        <w:rPr>
-          <w:rFonts w:ascii="方正小标宋简体" w:cs="方正小标宋简体" w:eastAsia="方正小标宋简体" w:hAnsi="方正小标宋简体" w:hint="eastAsia"/>
-          <w:sz w:val="44"/>
-          <w:szCs w:val="44"/>
-        </w:rPr>
-        <w:t>局文件处理笺</w:t>
+        <w:t>文件处理笺</w:t>
       </w:r>
     </w:p>
     <w:p>
